--- a/docs/QA기록/QA기록_61-80회차.docx
+++ b/docs/QA기록/QA기록_61-80회차.docx
@@ -69,7 +69,7 @@
           <w:sz w:val="21"/>
           <w:szCs w:val="21"/>
         </w:rPr>
-        <w:t>2026-10-02 (68회차)</w:t>
+        <w:t>2026-10-02 (69회차)</w:t>
       </w:r>
     </w:p>
     <w:p>
@@ -9112,6 +9112,1775 @@
           <w:szCs w:val="21"/>
         </w:rPr>
         <w:t>사업·기타소득 줄에 원본 코드(A25·A40 …)를 붙일지. 일용직 지급의 회계전표.</w:t>
+      </w:r>
+    </w:p>
+    <w:p>
+      <w:pPr>
+        <w:pStyle w:val="Heading1"/>
+        <w:spacing w:after="120" w:before="240"/>
+      </w:pPr>
+      <w:r>
+        <w:rPr>
+          <w:rFonts w:ascii="맑은 고딕" w:cs="맑은 고딕" w:eastAsia="맑은 고딕" w:hAnsi="맑은 고딕"/>
+        </w:rPr>
+        <w:t xml:space="preserve">69회차 — 일용직 지급의 회계전표 (이카운트에 같은 값 넣어 대조)</w:t>
+      </w:r>
+    </w:p>
+    <w:p>
+      <w:pPr>
+        <w:spacing w:after="120"/>
+      </w:pPr>
+      <w:r>
+        <w:rPr>
+          <w:rFonts w:ascii="맑은 고딕" w:cs="맑은 고딕" w:eastAsia="맑은 고딕" w:hAnsi="맑은 고딕"/>
+          <w:sz w:val="21"/>
+          <w:szCs w:val="21"/>
+        </w:rPr>
+        <w:t xml:space="preserve">계기: 68회차 다음 할 일 '일용직 지급의 회계전표'. 이번 회차부터 이카운트 테스트 회사(loginaa, (주)가장많이쓰는ERP)에 우리와 같은 값을 실제로 넣어 결과를 견줍니다. 우리 일용근로급여관리는 [지급 처리]가 '지급됨' 표시만 하고 장부에 아무것도 남기지 않아, 일용직 인건비가 손익에서 빠지고 떼어 둔 원천세가 예수금에 잡히지 않았습니다.</w:t>
+      </w:r>
+    </w:p>
+    <w:p>
+      <w:pPr>
+        <w:pStyle w:val="Heading2"/>
+        <w:spacing w:after="120" w:before="240"/>
+      </w:pPr>
+      <w:r>
+        <w:rPr>
+          <w:rFonts w:ascii="맑은 고딕" w:cs="맑은 고딕" w:eastAsia="맑은 고딕" w:hAnsi="맑은 고딕"/>
+        </w:rPr>
+        <w:t xml:space="preserve">69-1. 이카운트에서 한 것</w:t>
+      </w:r>
+    </w:p>
+    <w:p>
+      <w:pPr>
+        <w:pStyle w:val="ListParagraph"/>
+        <w:numPr>
+          <w:ilvl w:val="0"/>
+          <w:numId w:val="2"/>
+        </w:numPr>
+        <w:spacing w:after="60"/>
+      </w:pPr>
+      <w:r>
+        <w:rPr>
+          <w:rFonts w:ascii="맑은 고딕" w:cs="맑은 고딕" w:eastAsia="맑은 고딕" w:hAnsi="맑은 고딕"/>
+          <w:sz w:val="21"/>
+          <w:szCs w:val="21"/>
+        </w:rPr>
+        <w:t xml:space="preserve">관리 &gt; 일용근로급여관리 &gt; 일용근로 근무입력 — 2026/07/15 · 사원 00001(잠깐만) · 수당항목 일근무(변동(일)) · 근무기록 1. 금액 칸은 회색(입력 불가)이고 0 으로 저장된다.</w:t>
+      </w:r>
+    </w:p>
+    <w:p>
+      <w:pPr>
+        <w:pStyle w:val="ListParagraph"/>
+        <w:numPr>
+          <w:ilvl w:val="0"/>
+          <w:numId w:val="2"/>
+        </w:numPr>
+        <w:spacing w:after="60"/>
+      </w:pPr>
+      <w:r>
+        <w:rPr>
+          <w:rFonts w:ascii="맑은 고딕" w:cs="맑은 고딕" w:eastAsia="맑은 고딕" w:hAnsi="맑은 고딕"/>
+          <w:sz w:val="21"/>
+          <w:szCs w:val="21"/>
+        </w:rPr>
+        <w:t xml:space="preserve">일용근로 급여계산/대장 [신규] — 귀속연월 2026/07(대상기간이 따라 07/01~07/31 로 바뀐다) · 지급일 2026/07/31 · 지급연월 2026/07.</w:t>
+      </w:r>
+    </w:p>
+    <w:p>
+      <w:pPr>
+        <w:pStyle w:val="ListParagraph"/>
+        <w:numPr>
+          <w:ilvl w:val="0"/>
+          <w:numId w:val="2"/>
+        </w:numPr>
+        <w:spacing w:after="60"/>
+      </w:pPr>
+      <w:r>
+        <w:rPr>
+          <w:rFonts w:ascii="맑은 고딕" w:cs="맑은 고딕" w:eastAsia="맑은 고딕" w:hAnsi="맑은 고딕"/>
+          <w:sz w:val="21"/>
+          <w:szCs w:val="21"/>
+        </w:rPr>
+        <w:t xml:space="preserve">[근무기록확정] 일근무 1 · 근로일수 1 → [전체계산]. 일당은 사원카드 [급여지급사항]의 일급수당(일근무 150,000)에서 온다. 200,000 으로 맞추려고 [급여직접입력]에서 일근무 금액 200,000 → [개인별계산].</w:t>
+      </w:r>
+    </w:p>
+    <w:p>
+      <w:pPr>
+        <w:pStyle w:val="ListParagraph"/>
+        <w:numPr>
+          <w:ilvl w:val="0"/>
+          <w:numId w:val="2"/>
+        </w:numPr>
+        <w:spacing w:after="60"/>
+      </w:pPr>
+      <w:r>
+        <w:rPr>
+          <w:rFonts w:ascii="맑은 고딕" w:cs="맑은 고딕" w:eastAsia="맑은 고딕" w:hAnsi="맑은 고딕"/>
+          <w:sz w:val="21"/>
+          <w:szCs w:val="21"/>
+        </w:rPr>
+        <w:t xml:space="preserve">[확정] → 급여대장 메뉴가 조회 · 확정취소 · 전표생성 으로 바뀐다. [전표생성]은 일반전표 입력창을 차변 200,000 으로 채워 열고, 분개설정이 비어 있어 '대차금액이 맞지 않습니다' 를 띄운다(저장하지 않고 닫음).</w:t>
+      </w:r>
+    </w:p>
+    <w:p>
+      <w:pPr>
+        <w:jc w:val="center"/>
+      </w:pPr>
+      <w:r>
+        <w:drawing>
+          <wp:inline xmlns:a="http://schemas.openxmlformats.org/drawingml/2006/main" xmlns:pic="http://schemas.openxmlformats.org/drawingml/2006/picture">
+            <wp:extent cx="5760000" cy="2104897"/>
+            <wp:docPr id="110" name="Picture 110"/>
+            <wp:cNvGraphicFramePr>
+              <a:graphicFrameLocks noChangeAspect="1"/>
+            </wp:cNvGraphicFramePr>
+            <a:graphic>
+              <a:graphicData uri="http://schemas.openxmlformats.org/drawingml/2006/picture">
+                <pic:pic>
+                  <pic:nvPicPr>
+                    <pic:cNvPr id="0" name="r69-110.png"/>
+                    <pic:cNvPicPr/>
+                  </pic:nvPicPr>
+                  <pic:blipFill>
+                    <a:blip r:embed="rId118"/>
+                    <a:stretch>
+                      <a:fillRect/>
+                    </a:stretch>
+                  </pic:blipFill>
+                  <pic:spPr>
+                    <a:xfrm>
+                      <a:off x="0" y="0"/>
+                      <a:ext cx="5760000" cy="2104897"/>
+                    </a:xfrm>
+                    <a:prstGeom prst="rect"/>
+                  </pic:spPr>
+                </pic:pic>
+              </a:graphicData>
+            </a:graphic>
+          </wp:inline>
+        </w:drawing>
+      </w:r>
+    </w:p>
+    <w:p>
+      <w:pPr>
+        <w:spacing w:after="200"/>
+        <w:jc w:val="center"/>
+      </w:pPr>
+      <w:r>
+        <w:rPr>
+          <w:rFonts w:ascii="맑은 고딕" w:cs="맑은 고딕" w:eastAsia="맑은 고딕" w:hAnsi="맑은 고딕"/>
+          <w:i/>
+          <w:iCs/>
+          <w:color w:val="666666"/>
+          <w:sz w:val="18"/>
+          <w:szCs w:val="18"/>
+        </w:rPr>
+        <w:t xml:space="preserve">그림 110. 이카운트 2026/07 1차수 일용 급여대장 — 일근무 1 × 200,000, 공제 없음, 실지급 200,000</w:t>
+      </w:r>
+    </w:p>
+    <w:p>
+      <w:pPr>
+        <w:pStyle w:val="Heading2"/>
+        <w:spacing w:after="120" w:before="240"/>
+      </w:pPr>
+      <w:r>
+        <w:rPr>
+          <w:rFonts w:ascii="맑은 고딕" w:cs="맑은 고딕" w:eastAsia="맑은 고딕" w:hAnsi="맑은 고딕"/>
+        </w:rPr>
+        <w:t xml:space="preserve">69-2. 우리 화면 사용법</w:t>
+      </w:r>
+    </w:p>
+    <w:p>
+      <w:pPr>
+        <w:pStyle w:val="ListParagraph"/>
+        <w:numPr>
+          <w:ilvl w:val="0"/>
+          <w:numId w:val="2"/>
+        </w:numPr>
+        <w:spacing w:after="60"/>
+      </w:pPr>
+      <w:r>
+        <w:rPr>
+          <w:rFonts w:ascii="맑은 고딕" w:cs="맑은 고딕" w:eastAsia="맑은 고딕" w:hAnsi="맑은 고딕"/>
+          <w:sz w:val="21"/>
+          <w:szCs w:val="21"/>
+        </w:rPr>
+        <w:t xml:space="preserve">관리 &gt; 일용근로급여관리 — 출역을 고르고 [지급 처리] 왼쪽의 지급수단(현금 지급 / 계좌)을 고른 뒤 [지급 처리]. 확인창에 만들어질 분개가 적힌다.</w:t>
+      </w:r>
+    </w:p>
+    <w:p>
+      <w:pPr>
+        <w:pStyle w:val="ListParagraph"/>
+        <w:numPr>
+          <w:ilvl w:val="0"/>
+          <w:numId w:val="2"/>
+        </w:numPr>
+        <w:spacing w:after="60"/>
+      </w:pPr>
+      <w:r>
+        <w:rPr>
+          <w:rFonts w:ascii="맑은 고딕" w:cs="맑은 고딕" w:eastAsia="맑은 고딕" w:hAnsi="맑은 고딕"/>
+          <w:sz w:val="21"/>
+          <w:szCs w:val="21"/>
+        </w:rPr>
+        <w:t xml:space="preserve">지급하면 회계전표가 생기고 [지급] 칸에 '지급 2026-07-31 · GL-20260731-0001' 처럼 전표번호가 붙는다. 계좌로 주면 그 계좌 잔액·입출금 내역에도 남는다.</w:t>
+      </w:r>
+    </w:p>
+    <w:p>
+      <w:pPr>
+        <w:jc w:val="center"/>
+      </w:pPr>
+      <w:r>
+        <w:drawing>
+          <wp:inline xmlns:a="http://schemas.openxmlformats.org/drawingml/2006/main" xmlns:pic="http://schemas.openxmlformats.org/drawingml/2006/picture">
+            <wp:extent cx="5760000" cy="709432"/>
+            <wp:docPr id="111" name="Picture 111"/>
+            <wp:cNvGraphicFramePr>
+              <a:graphicFrameLocks noChangeAspect="1"/>
+            </wp:cNvGraphicFramePr>
+            <a:graphic>
+              <a:graphicData uri="http://schemas.openxmlformats.org/drawingml/2006/picture">
+                <pic:pic>
+                  <pic:nvPicPr>
+                    <pic:cNvPr id="0" name="r69-111.png"/>
+                    <pic:cNvPicPr/>
+                  </pic:nvPicPr>
+                  <pic:blipFill>
+                    <a:blip r:embed="rId119"/>
+                    <a:stretch>
+                      <a:fillRect/>
+                    </a:stretch>
+                  </pic:blipFill>
+                  <pic:spPr>
+                    <a:xfrm>
+                      <a:off x="0" y="0"/>
+                      <a:ext cx="5760000" cy="709432"/>
+                    </a:xfrm>
+                    <a:prstGeom prst="rect"/>
+                  </pic:spPr>
+                </pic:pic>
+              </a:graphicData>
+            </a:graphic>
+          </wp:inline>
+        </w:drawing>
+      </w:r>
+    </w:p>
+    <w:p>
+      <w:pPr>
+        <w:spacing w:after="200"/>
+        <w:jc w:val="center"/>
+      </w:pPr>
+      <w:r>
+        <w:rPr>
+          <w:rFonts w:ascii="맑은 고딕" w:cs="맑은 고딕" w:eastAsia="맑은 고딕" w:hAnsi="맑은 고딕"/>
+          <w:i/>
+          <w:iCs/>
+          <w:color w:val="666666"/>
+          <w:sz w:val="18"/>
+          <w:szCs w:val="18"/>
+        </w:rPr>
+        <w:t xml:space="preserve">그림 111. 우리 2026-07 일용근로급여관리 — 김철수 200,000 · 소득세 1,350 · 지방 130 · 지급 2026-07-31 · GL-20260731-0001</w:t>
+      </w:r>
+    </w:p>
+    <w:p>
+      <w:pPr>
+        <w:pStyle w:val="Heading2"/>
+        <w:spacing w:after="120" w:before="240"/>
+      </w:pPr>
+      <w:r>
+        <w:rPr>
+          <w:rFonts w:ascii="맑은 고딕" w:cs="맑은 고딕" w:eastAsia="맑은 고딕" w:hAnsi="맑은 고딕"/>
+        </w:rPr>
+        <w:t xml:space="preserve">69-3. 숫자 맞추기 (같은 값: 2026-07-15 일당 200,000, 07-31 지급)</w:t>
+      </w:r>
+    </w:p>
+    <w:tbl>
+      <w:tblPr>
+        <w:tblW w:type="dxa" w:w="9000"/>
+        <w:tblBorders>
+          <w:top w:val="single" w:color="auto" w:sz="4"/>
+          <w:left w:val="single" w:color="auto" w:sz="4"/>
+          <w:bottom w:val="single" w:color="auto" w:sz="4"/>
+          <w:right w:val="single" w:color="auto" w:sz="4"/>
+          <w:insideH w:val="single" w:color="auto" w:sz="4"/>
+          <w:insideV w:val="single" w:color="auto" w:sz="4"/>
+        </w:tblBorders>
+      </w:tblPr>
+      <w:tblGrid>
+        <w:gridCol w:w="1300"/>
+        <w:gridCol w:w="3000"/>
+        <w:gridCol w:w="2000"/>
+        <w:gridCol w:w="2700"/>
+      </w:tblGrid>
+      <w:tr>
+        <w:tc>
+          <w:tcPr>
+            <w:tcW w:type="dxa" w:w="1300"/>
+            <w:tcBorders>
+              <w:top w:val="single" w:color="BFC5CE" w:sz="4"/>
+              <w:left w:val="single" w:color="BFC5CE" w:sz="4"/>
+              <w:bottom w:val="single" w:color="BFC5CE" w:sz="4"/>
+              <w:right w:val="single" w:color="BFC5CE" w:sz="4"/>
+            </w:tcBorders>
+            <w:shd w:fill="E8EEF9" w:val="clear"/>
+            <w:tcMar>
+              <w:top w:type="dxa" w:w="60"/>
+              <w:left w:type="dxa" w:w="90"/>
+              <w:bottom w:type="dxa" w:w="60"/>
+              <w:right w:type="dxa" w:w="90"/>
+            </w:tcMar>
+          </w:tcPr>
+          <w:p>
+            <w:r>
+              <w:rPr>
+                <w:rFonts w:ascii="맑은 고딕" w:cs="맑은 고딕" w:eastAsia="맑은 고딕" w:hAnsi="맑은 고딕"/>
+                <w:b/>
+                <w:bCs/>
+                <w:sz w:val="18"/>
+                <w:szCs w:val="18"/>
+              </w:rPr>
+              <w:t xml:space="preserve"/>
+            </w:r>
+          </w:p>
+        </w:tc>
+        <w:tc>
+          <w:tcPr>
+            <w:tcW w:type="dxa" w:w="3000"/>
+            <w:tcBorders>
+              <w:top w:val="single" w:color="BFC5CE" w:sz="4"/>
+              <w:left w:val="single" w:color="BFC5CE" w:sz="4"/>
+              <w:bottom w:val="single" w:color="BFC5CE" w:sz="4"/>
+              <w:right w:val="single" w:color="BFC5CE" w:sz="4"/>
+            </w:tcBorders>
+            <w:shd w:fill="E8EEF9" w:val="clear"/>
+            <w:tcMar>
+              <w:top w:type="dxa" w:w="60"/>
+              <w:left w:type="dxa" w:w="90"/>
+              <w:bottom w:type="dxa" w:w="60"/>
+              <w:right w:type="dxa" w:w="90"/>
+            </w:tcMar>
+          </w:tcPr>
+          <w:p>
+            <w:r>
+              <w:rPr>
+                <w:rFonts w:ascii="맑은 고딕" w:cs="맑은 고딕" w:eastAsia="맑은 고딕" w:hAnsi="맑은 고딕"/>
+                <w:b/>
+                <w:bCs/>
+                <w:sz w:val="18"/>
+                <w:szCs w:val="18"/>
+              </w:rPr>
+              <w:t xml:space="preserve">이카운트</w:t>
+            </w:r>
+          </w:p>
+        </w:tc>
+        <w:tc>
+          <w:tcPr>
+            <w:tcW w:type="dxa" w:w="2000"/>
+            <w:tcBorders>
+              <w:top w:val="single" w:color="BFC5CE" w:sz="4"/>
+              <w:left w:val="single" w:color="BFC5CE" w:sz="4"/>
+              <w:bottom w:val="single" w:color="BFC5CE" w:sz="4"/>
+              <w:right w:val="single" w:color="BFC5CE" w:sz="4"/>
+            </w:tcBorders>
+            <w:shd w:fill="E8EEF9" w:val="clear"/>
+            <w:tcMar>
+              <w:top w:type="dxa" w:w="60"/>
+              <w:left w:type="dxa" w:w="90"/>
+              <w:bottom w:type="dxa" w:w="60"/>
+              <w:right w:type="dxa" w:w="90"/>
+            </w:tcMar>
+          </w:tcPr>
+          <w:p>
+            <w:r>
+              <w:rPr>
+                <w:rFonts w:ascii="맑은 고딕" w:cs="맑은 고딕" w:eastAsia="맑은 고딕" w:hAnsi="맑은 고딕"/>
+                <w:b/>
+                <w:bCs/>
+                <w:sz w:val="18"/>
+                <w:szCs w:val="18"/>
+              </w:rPr>
+              <w:t xml:space="preserve">우리(고치기 전)</w:t>
+            </w:r>
+          </w:p>
+        </w:tc>
+        <w:tc>
+          <w:tcPr>
+            <w:tcW w:type="dxa" w:w="2700"/>
+            <w:tcBorders>
+              <w:top w:val="single" w:color="BFC5CE" w:sz="4"/>
+              <w:left w:val="single" w:color="BFC5CE" w:sz="4"/>
+              <w:bottom w:val="single" w:color="BFC5CE" w:sz="4"/>
+              <w:right w:val="single" w:color="BFC5CE" w:sz="4"/>
+            </w:tcBorders>
+            <w:shd w:fill="E8EEF9" w:val="clear"/>
+            <w:tcMar>
+              <w:top w:type="dxa" w:w="60"/>
+              <w:left w:type="dxa" w:w="90"/>
+              <w:bottom w:type="dxa" w:w="60"/>
+              <w:right w:type="dxa" w:w="90"/>
+            </w:tcMar>
+          </w:tcPr>
+          <w:p>
+            <w:r>
+              <w:rPr>
+                <w:rFonts w:ascii="맑은 고딕" w:cs="맑은 고딕" w:eastAsia="맑은 고딕" w:hAnsi="맑은 고딕"/>
+                <w:b/>
+                <w:bCs/>
+                <w:sz w:val="18"/>
+                <w:szCs w:val="18"/>
+              </w:rPr>
+              <w:t xml:space="preserve">우리(고친 뒤)</w:t>
+            </w:r>
+          </w:p>
+        </w:tc>
+      </w:tr>
+      <w:tr>
+        <w:tc>
+          <w:tcPr>
+            <w:tcW w:type="dxa" w:w="1300"/>
+            <w:tcBorders>
+              <w:top w:val="single" w:color="BFC5CE" w:sz="4"/>
+              <w:left w:val="single" w:color="BFC5CE" w:sz="4"/>
+              <w:bottom w:val="single" w:color="BFC5CE" w:sz="4"/>
+              <w:right w:val="single" w:color="BFC5CE" w:sz="4"/>
+            </w:tcBorders>
+            <w:tcMar>
+              <w:top w:type="dxa" w:w="60"/>
+              <w:left w:type="dxa" w:w="90"/>
+              <w:bottom w:type="dxa" w:w="60"/>
+              <w:right w:type="dxa" w:w="90"/>
+            </w:tcMar>
+          </w:tcPr>
+          <w:p>
+            <w:r>
+              <w:rPr>
+                <w:rFonts w:ascii="맑은 고딕" w:cs="맑은 고딕" w:eastAsia="맑은 고딕" w:hAnsi="맑은 고딕"/>
+                <w:b w:val="false"/>
+                <w:bCs w:val="false"/>
+                <w:sz w:val="18"/>
+                <w:szCs w:val="18"/>
+              </w:rPr>
+              <w:t xml:space="preserve">지급총액</w:t>
+            </w:r>
+          </w:p>
+        </w:tc>
+        <w:tc>
+          <w:tcPr>
+            <w:tcW w:type="dxa" w:w="3000"/>
+            <w:tcBorders>
+              <w:top w:val="single" w:color="BFC5CE" w:sz="4"/>
+              <w:left w:val="single" w:color="BFC5CE" w:sz="4"/>
+              <w:bottom w:val="single" w:color="BFC5CE" w:sz="4"/>
+              <w:right w:val="single" w:color="BFC5CE" w:sz="4"/>
+            </w:tcBorders>
+            <w:tcMar>
+              <w:top w:type="dxa" w:w="60"/>
+              <w:left w:type="dxa" w:w="90"/>
+              <w:bottom w:type="dxa" w:w="60"/>
+              <w:right w:type="dxa" w:w="90"/>
+            </w:tcMar>
+          </w:tcPr>
+          <w:p>
+            <w:r>
+              <w:rPr>
+                <w:rFonts w:ascii="맑은 고딕" w:cs="맑은 고딕" w:eastAsia="맑은 고딕" w:hAnsi="맑은 고딕"/>
+                <w:b w:val="false"/>
+                <w:bCs w:val="false"/>
+                <w:sz w:val="18"/>
+                <w:szCs w:val="18"/>
+              </w:rPr>
+              <w:t xml:space="preserve">200,000</w:t>
+            </w:r>
+          </w:p>
+        </w:tc>
+        <w:tc>
+          <w:tcPr>
+            <w:tcW w:type="dxa" w:w="2000"/>
+            <w:tcBorders>
+              <w:top w:val="single" w:color="BFC5CE" w:sz="4"/>
+              <w:left w:val="single" w:color="BFC5CE" w:sz="4"/>
+              <w:bottom w:val="single" w:color="BFC5CE" w:sz="4"/>
+              <w:right w:val="single" w:color="BFC5CE" w:sz="4"/>
+            </w:tcBorders>
+            <w:tcMar>
+              <w:top w:type="dxa" w:w="60"/>
+              <w:left w:type="dxa" w:w="90"/>
+              <w:bottom w:type="dxa" w:w="60"/>
+              <w:right w:type="dxa" w:w="90"/>
+            </w:tcMar>
+          </w:tcPr>
+          <w:p>
+            <w:r>
+              <w:rPr>
+                <w:rFonts w:ascii="맑은 고딕" w:cs="맑은 고딕" w:eastAsia="맑은 고딕" w:hAnsi="맑은 고딕"/>
+                <w:b w:val="false"/>
+                <w:bCs w:val="false"/>
+                <w:sz w:val="18"/>
+                <w:szCs w:val="18"/>
+              </w:rPr>
+              <w:t xml:space="preserve">200,000</w:t>
+            </w:r>
+          </w:p>
+        </w:tc>
+        <w:tc>
+          <w:tcPr>
+            <w:tcW w:type="dxa" w:w="2700"/>
+            <w:tcBorders>
+              <w:top w:val="single" w:color="BFC5CE" w:sz="4"/>
+              <w:left w:val="single" w:color="BFC5CE" w:sz="4"/>
+              <w:bottom w:val="single" w:color="BFC5CE" w:sz="4"/>
+              <w:right w:val="single" w:color="BFC5CE" w:sz="4"/>
+            </w:tcBorders>
+            <w:tcMar>
+              <w:top w:type="dxa" w:w="60"/>
+              <w:left w:type="dxa" w:w="90"/>
+              <w:bottom w:type="dxa" w:w="60"/>
+              <w:right w:type="dxa" w:w="90"/>
+            </w:tcMar>
+          </w:tcPr>
+          <w:p>
+            <w:r>
+              <w:rPr>
+                <w:rFonts w:ascii="맑은 고딕" w:cs="맑은 고딕" w:eastAsia="맑은 고딕" w:hAnsi="맑은 고딕"/>
+                <w:b w:val="false"/>
+                <w:bCs w:val="false"/>
+                <w:sz w:val="18"/>
+                <w:szCs w:val="18"/>
+              </w:rPr>
+              <w:t xml:space="preserve">200,000</w:t>
+            </w:r>
+          </w:p>
+        </w:tc>
+      </w:tr>
+      <w:tr>
+        <w:tc>
+          <w:tcPr>
+            <w:tcW w:type="dxa" w:w="1300"/>
+            <w:tcBorders>
+              <w:top w:val="single" w:color="BFC5CE" w:sz="4"/>
+              <w:left w:val="single" w:color="BFC5CE" w:sz="4"/>
+              <w:bottom w:val="single" w:color="BFC5CE" w:sz="4"/>
+              <w:right w:val="single" w:color="BFC5CE" w:sz="4"/>
+            </w:tcBorders>
+            <w:tcMar>
+              <w:top w:type="dxa" w:w="60"/>
+              <w:left w:type="dxa" w:w="90"/>
+              <w:bottom w:type="dxa" w:w="60"/>
+              <w:right w:type="dxa" w:w="90"/>
+            </w:tcMar>
+          </w:tcPr>
+          <w:p>
+            <w:r>
+              <w:rPr>
+                <w:rFonts w:ascii="맑은 고딕" w:cs="맑은 고딕" w:eastAsia="맑은 고딕" w:hAnsi="맑은 고딕"/>
+                <w:b w:val="false"/>
+                <w:bCs w:val="false"/>
+                <w:sz w:val="18"/>
+                <w:szCs w:val="18"/>
+              </w:rPr>
+              <w:t xml:space="preserve">원천세</w:t>
+            </w:r>
+          </w:p>
+        </w:tc>
+        <w:tc>
+          <w:tcPr>
+            <w:tcW w:type="dxa" w:w="3000"/>
+            <w:tcBorders>
+              <w:top w:val="single" w:color="BFC5CE" w:sz="4"/>
+              <w:left w:val="single" w:color="BFC5CE" w:sz="4"/>
+              <w:bottom w:val="single" w:color="BFC5CE" w:sz="4"/>
+              <w:right w:val="single" w:color="BFC5CE" w:sz="4"/>
+            </w:tcBorders>
+            <w:tcMar>
+              <w:top w:type="dxa" w:w="60"/>
+              <w:left w:type="dxa" w:w="90"/>
+              <w:bottom w:type="dxa" w:w="60"/>
+              <w:right w:type="dxa" w:w="90"/>
+            </w:tcMar>
+          </w:tcPr>
+          <w:p>
+            <w:r>
+              <w:rPr>
+                <w:rFonts w:ascii="맑은 고딕" w:cs="맑은 고딕" w:eastAsia="맑은 고딕" w:hAnsi="맑은 고딕"/>
+                <w:b w:val="false"/>
+                <w:bCs w:val="false"/>
+                <w:sz w:val="18"/>
+                <w:szCs w:val="18"/>
+              </w:rPr>
+              <w:t xml:space="preserve">0 (공제항목을 사원카드에 금액으로 직접 적어야 붙는다)</w:t>
+            </w:r>
+          </w:p>
+        </w:tc>
+        <w:tc>
+          <w:tcPr>
+            <w:tcW w:type="dxa" w:w="2000"/>
+            <w:tcBorders>
+              <w:top w:val="single" w:color="BFC5CE" w:sz="4"/>
+              <w:left w:val="single" w:color="BFC5CE" w:sz="4"/>
+              <w:bottom w:val="single" w:color="BFC5CE" w:sz="4"/>
+              <w:right w:val="single" w:color="BFC5CE" w:sz="4"/>
+            </w:tcBorders>
+            <w:tcMar>
+              <w:top w:type="dxa" w:w="60"/>
+              <w:left w:type="dxa" w:w="90"/>
+              <w:bottom w:type="dxa" w:w="60"/>
+              <w:right w:type="dxa" w:w="90"/>
+            </w:tcMar>
+          </w:tcPr>
+          <w:p>
+            <w:r>
+              <w:rPr>
+                <w:rFonts w:ascii="맑은 고딕" w:cs="맑은 고딕" w:eastAsia="맑은 고딕" w:hAnsi="맑은 고딕"/>
+                <w:b w:val="false"/>
+                <w:bCs w:val="false"/>
+                <w:sz w:val="18"/>
+                <w:szCs w:val="18"/>
+              </w:rPr>
+              <w:t xml:space="preserve">1,350 + 130 (법정식 자동)</w:t>
+            </w:r>
+          </w:p>
+        </w:tc>
+        <w:tc>
+          <w:tcPr>
+            <w:tcW w:type="dxa" w:w="2700"/>
+            <w:tcBorders>
+              <w:top w:val="single" w:color="BFC5CE" w:sz="4"/>
+              <w:left w:val="single" w:color="BFC5CE" w:sz="4"/>
+              <w:bottom w:val="single" w:color="BFC5CE" w:sz="4"/>
+              <w:right w:val="single" w:color="BFC5CE" w:sz="4"/>
+            </w:tcBorders>
+            <w:tcMar>
+              <w:top w:type="dxa" w:w="60"/>
+              <w:left w:type="dxa" w:w="90"/>
+              <w:bottom w:type="dxa" w:w="60"/>
+              <w:right w:type="dxa" w:w="90"/>
+            </w:tcMar>
+          </w:tcPr>
+          <w:p>
+            <w:r>
+              <w:rPr>
+                <w:rFonts w:ascii="맑은 고딕" w:cs="맑은 고딕" w:eastAsia="맑은 고딕" w:hAnsi="맑은 고딕"/>
+                <w:b w:val="false"/>
+                <w:bCs w:val="false"/>
+                <w:sz w:val="18"/>
+                <w:szCs w:val="18"/>
+              </w:rPr>
+              <w:t xml:space="preserve">1,350 + 130 (법정식 자동)</w:t>
+            </w:r>
+          </w:p>
+        </w:tc>
+      </w:tr>
+      <w:tr>
+        <w:tc>
+          <w:tcPr>
+            <w:tcW w:type="dxa" w:w="1300"/>
+            <w:tcBorders>
+              <w:top w:val="single" w:color="BFC5CE" w:sz="4"/>
+              <w:left w:val="single" w:color="BFC5CE" w:sz="4"/>
+              <w:bottom w:val="single" w:color="BFC5CE" w:sz="4"/>
+              <w:right w:val="single" w:color="BFC5CE" w:sz="4"/>
+            </w:tcBorders>
+            <w:tcMar>
+              <w:top w:type="dxa" w:w="60"/>
+              <w:left w:type="dxa" w:w="90"/>
+              <w:bottom w:type="dxa" w:w="60"/>
+              <w:right w:type="dxa" w:w="90"/>
+            </w:tcMar>
+          </w:tcPr>
+          <w:p>
+            <w:r>
+              <w:rPr>
+                <w:rFonts w:ascii="맑은 고딕" w:cs="맑은 고딕" w:eastAsia="맑은 고딕" w:hAnsi="맑은 고딕"/>
+                <w:b w:val="false"/>
+                <w:bCs w:val="false"/>
+                <w:sz w:val="18"/>
+                <w:szCs w:val="18"/>
+              </w:rPr>
+              <w:t xml:space="preserve">실지급액</w:t>
+            </w:r>
+          </w:p>
+        </w:tc>
+        <w:tc>
+          <w:tcPr>
+            <w:tcW w:type="dxa" w:w="3000"/>
+            <w:tcBorders>
+              <w:top w:val="single" w:color="BFC5CE" w:sz="4"/>
+              <w:left w:val="single" w:color="BFC5CE" w:sz="4"/>
+              <w:bottom w:val="single" w:color="BFC5CE" w:sz="4"/>
+              <w:right w:val="single" w:color="BFC5CE" w:sz="4"/>
+            </w:tcBorders>
+            <w:tcMar>
+              <w:top w:type="dxa" w:w="60"/>
+              <w:left w:type="dxa" w:w="90"/>
+              <w:bottom w:type="dxa" w:w="60"/>
+              <w:right w:type="dxa" w:w="90"/>
+            </w:tcMar>
+          </w:tcPr>
+          <w:p>
+            <w:r>
+              <w:rPr>
+                <w:rFonts w:ascii="맑은 고딕" w:cs="맑은 고딕" w:eastAsia="맑은 고딕" w:hAnsi="맑은 고딕"/>
+                <w:b w:val="false"/>
+                <w:bCs w:val="false"/>
+                <w:sz w:val="18"/>
+                <w:szCs w:val="18"/>
+              </w:rPr>
+              <w:t xml:space="preserve">200,000</w:t>
+            </w:r>
+          </w:p>
+        </w:tc>
+        <w:tc>
+          <w:tcPr>
+            <w:tcW w:type="dxa" w:w="2000"/>
+            <w:tcBorders>
+              <w:top w:val="single" w:color="BFC5CE" w:sz="4"/>
+              <w:left w:val="single" w:color="BFC5CE" w:sz="4"/>
+              <w:bottom w:val="single" w:color="BFC5CE" w:sz="4"/>
+              <w:right w:val="single" w:color="BFC5CE" w:sz="4"/>
+            </w:tcBorders>
+            <w:tcMar>
+              <w:top w:type="dxa" w:w="60"/>
+              <w:left w:type="dxa" w:w="90"/>
+              <w:bottom w:type="dxa" w:w="60"/>
+              <w:right w:type="dxa" w:w="90"/>
+            </w:tcMar>
+          </w:tcPr>
+          <w:p>
+            <w:r>
+              <w:rPr>
+                <w:rFonts w:ascii="맑은 고딕" w:cs="맑은 고딕" w:eastAsia="맑은 고딕" w:hAnsi="맑은 고딕"/>
+                <w:b w:val="false"/>
+                <w:bCs w:val="false"/>
+                <w:sz w:val="18"/>
+                <w:szCs w:val="18"/>
+              </w:rPr>
+              <w:t xml:space="preserve">198,520</w:t>
+            </w:r>
+          </w:p>
+        </w:tc>
+        <w:tc>
+          <w:tcPr>
+            <w:tcW w:type="dxa" w:w="2700"/>
+            <w:tcBorders>
+              <w:top w:val="single" w:color="BFC5CE" w:sz="4"/>
+              <w:left w:val="single" w:color="BFC5CE" w:sz="4"/>
+              <w:bottom w:val="single" w:color="BFC5CE" w:sz="4"/>
+              <w:right w:val="single" w:color="BFC5CE" w:sz="4"/>
+            </w:tcBorders>
+            <w:tcMar>
+              <w:top w:type="dxa" w:w="60"/>
+              <w:left w:type="dxa" w:w="90"/>
+              <w:bottom w:type="dxa" w:w="60"/>
+              <w:right w:type="dxa" w:w="90"/>
+            </w:tcMar>
+          </w:tcPr>
+          <w:p>
+            <w:r>
+              <w:rPr>
+                <w:rFonts w:ascii="맑은 고딕" w:cs="맑은 고딕" w:eastAsia="맑은 고딕" w:hAnsi="맑은 고딕"/>
+                <w:b w:val="false"/>
+                <w:bCs w:val="false"/>
+                <w:sz w:val="18"/>
+                <w:szCs w:val="18"/>
+              </w:rPr>
+              <w:t xml:space="preserve">198,520</w:t>
+            </w:r>
+          </w:p>
+        </w:tc>
+      </w:tr>
+      <w:tr>
+        <w:tc>
+          <w:tcPr>
+            <w:tcW w:type="dxa" w:w="1300"/>
+            <w:tcBorders>
+              <w:top w:val="single" w:color="BFC5CE" w:sz="4"/>
+              <w:left w:val="single" w:color="BFC5CE" w:sz="4"/>
+              <w:bottom w:val="single" w:color="BFC5CE" w:sz="4"/>
+              <w:right w:val="single" w:color="BFC5CE" w:sz="4"/>
+            </w:tcBorders>
+            <w:tcMar>
+              <w:top w:type="dxa" w:w="60"/>
+              <w:left w:type="dxa" w:w="90"/>
+              <w:bottom w:type="dxa" w:w="60"/>
+              <w:right w:type="dxa" w:w="90"/>
+            </w:tcMar>
+          </w:tcPr>
+          <w:p>
+            <w:r>
+              <w:rPr>
+                <w:rFonts w:ascii="맑은 고딕" w:cs="맑은 고딕" w:eastAsia="맑은 고딕" w:hAnsi="맑은 고딕"/>
+                <w:b w:val="false"/>
+                <w:bCs w:val="false"/>
+                <w:sz w:val="18"/>
+                <w:szCs w:val="18"/>
+              </w:rPr>
+              <w:t xml:space="preserve">회계전표</w:t>
+            </w:r>
+          </w:p>
+        </w:tc>
+        <w:tc>
+          <w:tcPr>
+            <w:tcW w:type="dxa" w:w="3000"/>
+            <w:tcBorders>
+              <w:top w:val="single" w:color="BFC5CE" w:sz="4"/>
+              <w:left w:val="single" w:color="BFC5CE" w:sz="4"/>
+              <w:bottom w:val="single" w:color="BFC5CE" w:sz="4"/>
+              <w:right w:val="single" w:color="BFC5CE" w:sz="4"/>
+            </w:tcBorders>
+            <w:tcMar>
+              <w:top w:type="dxa" w:w="60"/>
+              <w:left w:type="dxa" w:w="90"/>
+              <w:bottom w:type="dxa" w:w="60"/>
+              <w:right w:type="dxa" w:w="90"/>
+            </w:tcMar>
+          </w:tcPr>
+          <w:p>
+            <w:r>
+              <w:rPr>
+                <w:rFonts w:ascii="맑은 고딕" w:cs="맑은 고딕" w:eastAsia="맑은 고딕" w:hAnsi="맑은 고딕"/>
+                <w:b w:val="false"/>
+                <w:bCs w:val="false"/>
+                <w:sz w:val="18"/>
+                <w:szCs w:val="18"/>
+              </w:rPr>
+              <w:t xml:space="preserve">[전표생성] — 분개설정대로. 설정 없으면 차변 200,000 만 채워 대차 불일치 경고</w:t>
+            </w:r>
+          </w:p>
+        </w:tc>
+        <w:tc>
+          <w:tcPr>
+            <w:tcW w:type="dxa" w:w="2000"/>
+            <w:tcBorders>
+              <w:top w:val="single" w:color="BFC5CE" w:sz="4"/>
+              <w:left w:val="single" w:color="BFC5CE" w:sz="4"/>
+              <w:bottom w:val="single" w:color="BFC5CE" w:sz="4"/>
+              <w:right w:val="single" w:color="BFC5CE" w:sz="4"/>
+            </w:tcBorders>
+            <w:tcMar>
+              <w:top w:type="dxa" w:w="60"/>
+              <w:left w:type="dxa" w:w="90"/>
+              <w:bottom w:type="dxa" w:w="60"/>
+              <w:right w:type="dxa" w:w="90"/>
+            </w:tcMar>
+          </w:tcPr>
+          <w:p>
+            <w:r>
+              <w:rPr>
+                <w:rFonts w:ascii="맑은 고딕" w:cs="맑은 고딕" w:eastAsia="맑은 고딕" w:hAnsi="맑은 고딕"/>
+                <w:b w:val="false"/>
+                <w:bCs w:val="false"/>
+                <w:sz w:val="18"/>
+                <w:szCs w:val="18"/>
+              </w:rPr>
+              <w:t xml:space="preserve">없음</w:t>
+            </w:r>
+          </w:p>
+        </w:tc>
+        <w:tc>
+          <w:tcPr>
+            <w:tcW w:type="dxa" w:w="2700"/>
+            <w:tcBorders>
+              <w:top w:val="single" w:color="BFC5CE" w:sz="4"/>
+              <w:left w:val="single" w:color="BFC5CE" w:sz="4"/>
+              <w:bottom w:val="single" w:color="BFC5CE" w:sz="4"/>
+              <w:right w:val="single" w:color="BFC5CE" w:sz="4"/>
+            </w:tcBorders>
+            <w:tcMar>
+              <w:top w:type="dxa" w:w="60"/>
+              <w:left w:type="dxa" w:w="90"/>
+              <w:bottom w:type="dxa" w:w="60"/>
+              <w:right w:type="dxa" w:w="90"/>
+            </w:tcMar>
+          </w:tcPr>
+          <w:p>
+            <w:r>
+              <w:rPr>
+                <w:rFonts w:ascii="맑은 고딕" w:cs="맑은 고딕" w:eastAsia="맑은 고딕" w:hAnsi="맑은 고딕"/>
+                <w:b w:val="false"/>
+                <w:bCs w:val="false"/>
+                <w:sz w:val="18"/>
+                <w:szCs w:val="18"/>
+              </w:rPr>
+              <w:t xml:space="preserve">차)잡급 200,000 / 대)예수금 1,480 · 현금 198,520</w:t>
+            </w:r>
+          </w:p>
+        </w:tc>
+      </w:tr>
+      <w:tr>
+        <w:tc>
+          <w:tcPr>
+            <w:tcW w:type="dxa" w:w="1300"/>
+            <w:tcBorders>
+              <w:top w:val="single" w:color="BFC5CE" w:sz="4"/>
+              <w:left w:val="single" w:color="BFC5CE" w:sz="4"/>
+              <w:bottom w:val="single" w:color="BFC5CE" w:sz="4"/>
+              <w:right w:val="single" w:color="BFC5CE" w:sz="4"/>
+            </w:tcBorders>
+            <w:tcMar>
+              <w:top w:type="dxa" w:w="60"/>
+              <w:left w:type="dxa" w:w="90"/>
+              <w:bottom w:type="dxa" w:w="60"/>
+              <w:right w:type="dxa" w:w="90"/>
+            </w:tcMar>
+          </w:tcPr>
+          <w:p>
+            <w:r>
+              <w:rPr>
+                <w:rFonts w:ascii="맑은 고딕" w:cs="맑은 고딕" w:eastAsia="맑은 고딕" w:hAnsi="맑은 고딕"/>
+                <w:b w:val="false"/>
+                <w:bCs w:val="false"/>
+                <w:sz w:val="18"/>
+                <w:szCs w:val="18"/>
+              </w:rPr>
+              <w:t xml:space="preserve">계좌로 지급</w:t>
+            </w:r>
+          </w:p>
+        </w:tc>
+        <w:tc>
+          <w:tcPr>
+            <w:tcW w:type="dxa" w:w="3000"/>
+            <w:tcBorders>
+              <w:top w:val="single" w:color="BFC5CE" w:sz="4"/>
+              <w:left w:val="single" w:color="BFC5CE" w:sz="4"/>
+              <w:bottom w:val="single" w:color="BFC5CE" w:sz="4"/>
+              <w:right w:val="single" w:color="BFC5CE" w:sz="4"/>
+            </w:tcBorders>
+            <w:tcMar>
+              <w:top w:type="dxa" w:w="60"/>
+              <w:left w:type="dxa" w:w="90"/>
+              <w:bottom w:type="dxa" w:w="60"/>
+              <w:right w:type="dxa" w:w="90"/>
+            </w:tcMar>
+          </w:tcPr>
+          <w:p>
+            <w:r>
+              <w:rPr>
+                <w:rFonts w:ascii="맑은 고딕" w:cs="맑은 고딕" w:eastAsia="맑은 고딕" w:hAnsi="맑은 고딕"/>
+                <w:b w:val="false"/>
+                <w:bCs w:val="false"/>
+                <w:sz w:val="18"/>
+                <w:szCs w:val="18"/>
+              </w:rPr>
+              <w:t xml:space="preserve">분개설정의 계정</w:t>
+            </w:r>
+          </w:p>
+        </w:tc>
+        <w:tc>
+          <w:tcPr>
+            <w:tcW w:type="dxa" w:w="2000"/>
+            <w:tcBorders>
+              <w:top w:val="single" w:color="BFC5CE" w:sz="4"/>
+              <w:left w:val="single" w:color="BFC5CE" w:sz="4"/>
+              <w:bottom w:val="single" w:color="BFC5CE" w:sz="4"/>
+              <w:right w:val="single" w:color="BFC5CE" w:sz="4"/>
+            </w:tcBorders>
+            <w:tcMar>
+              <w:top w:type="dxa" w:w="60"/>
+              <w:left w:type="dxa" w:w="90"/>
+              <w:bottom w:type="dxa" w:w="60"/>
+              <w:right w:type="dxa" w:w="90"/>
+            </w:tcMar>
+          </w:tcPr>
+          <w:p>
+            <w:r>
+              <w:rPr>
+                <w:rFonts w:ascii="맑은 고딕" w:cs="맑은 고딕" w:eastAsia="맑은 고딕" w:hAnsi="맑은 고딕"/>
+                <w:b w:val="false"/>
+                <w:bCs w:val="false"/>
+                <w:sz w:val="18"/>
+                <w:szCs w:val="18"/>
+              </w:rPr>
+              <w:t xml:space="preserve">잔액 그대로</w:t>
+            </w:r>
+          </w:p>
+        </w:tc>
+        <w:tc>
+          <w:tcPr>
+            <w:tcW w:type="dxa" w:w="2700"/>
+            <w:tcBorders>
+              <w:top w:val="single" w:color="BFC5CE" w:sz="4"/>
+              <w:left w:val="single" w:color="BFC5CE" w:sz="4"/>
+              <w:bottom w:val="single" w:color="BFC5CE" w:sz="4"/>
+              <w:right w:val="single" w:color="BFC5CE" w:sz="4"/>
+            </w:tcBorders>
+            <w:tcMar>
+              <w:top w:type="dxa" w:w="60"/>
+              <w:left w:type="dxa" w:w="90"/>
+              <w:bottom w:type="dxa" w:w="60"/>
+              <w:right w:type="dxa" w:w="90"/>
+            </w:tcMar>
+          </w:tcPr>
+          <w:p>
+            <w:r>
+              <w:rPr>
+                <w:rFonts w:ascii="맑은 고딕" w:cs="맑은 고딕" w:eastAsia="맑은 고딕" w:hAnsi="맑은 고딕"/>
+                <w:b w:val="false"/>
+                <w:bCs w:val="false"/>
+                <w:sz w:val="18"/>
+                <w:szCs w:val="18"/>
+              </w:rPr>
+              <w:t xml:space="preserve">차)잡급 / 대)예수금 · 보통예금 198,520, 잔액 −198,520</w:t>
+            </w:r>
+          </w:p>
+        </w:tc>
+      </w:tr>
+    </w:tbl>
+    <w:p>
+      <w:pPr>
+        <w:pStyle w:val="Heading2"/>
+        <w:spacing w:after="120" w:before="240"/>
+      </w:pPr>
+      <w:r>
+        <w:rPr>
+          <w:rFonts w:ascii="맑은 고딕" w:cs="맑은 고딕" w:eastAsia="맑은 고딕" w:hAnsi="맑은 고딕"/>
+        </w:rPr>
+        <w:t xml:space="preserve">69-4. 발견한 문제</w:t>
+      </w:r>
+    </w:p>
+    <w:tbl>
+      <w:tblPr>
+        <w:tblW w:type="dxa" w:w="9000"/>
+        <w:tblBorders>
+          <w:top w:val="single" w:color="auto" w:sz="4"/>
+          <w:left w:val="single" w:color="auto" w:sz="4"/>
+          <w:bottom w:val="single" w:color="auto" w:sz="4"/>
+          <w:right w:val="single" w:color="auto" w:sz="4"/>
+          <w:insideH w:val="single" w:color="auto" w:sz="4"/>
+          <w:insideV w:val="single" w:color="auto" w:sz="4"/>
+        </w:tblBorders>
+      </w:tblPr>
+      <w:tblGrid>
+        <w:gridCol w:w="400"/>
+        <w:gridCol w:w="2300"/>
+        <w:gridCol w:w="2000"/>
+        <w:gridCol w:w="3500"/>
+        <w:gridCol w:w="800"/>
+      </w:tblGrid>
+      <w:tr>
+        <w:tc>
+          <w:tcPr>
+            <w:tcW w:type="dxa" w:w="400"/>
+            <w:tcBorders>
+              <w:top w:val="single" w:color="BFC5CE" w:sz="4"/>
+              <w:left w:val="single" w:color="BFC5CE" w:sz="4"/>
+              <w:bottom w:val="single" w:color="BFC5CE" w:sz="4"/>
+              <w:right w:val="single" w:color="BFC5CE" w:sz="4"/>
+            </w:tcBorders>
+            <w:shd w:fill="E8EEF9" w:val="clear"/>
+            <w:tcMar>
+              <w:top w:type="dxa" w:w="60"/>
+              <w:left w:type="dxa" w:w="90"/>
+              <w:bottom w:type="dxa" w:w="60"/>
+              <w:right w:type="dxa" w:w="90"/>
+            </w:tcMar>
+          </w:tcPr>
+          <w:p>
+            <w:r>
+              <w:rPr>
+                <w:rFonts w:ascii="맑은 고딕" w:cs="맑은 고딕" w:eastAsia="맑은 고딕" w:hAnsi="맑은 고딕"/>
+                <w:b/>
+                <w:bCs/>
+                <w:sz w:val="18"/>
+                <w:szCs w:val="18"/>
+              </w:rPr>
+              <w:t xml:space="preserve">#</w:t>
+            </w:r>
+          </w:p>
+        </w:tc>
+        <w:tc>
+          <w:tcPr>
+            <w:tcW w:type="dxa" w:w="2300"/>
+            <w:tcBorders>
+              <w:top w:val="single" w:color="BFC5CE" w:sz="4"/>
+              <w:left w:val="single" w:color="BFC5CE" w:sz="4"/>
+              <w:bottom w:val="single" w:color="BFC5CE" w:sz="4"/>
+              <w:right w:val="single" w:color="BFC5CE" w:sz="4"/>
+            </w:tcBorders>
+            <w:shd w:fill="E8EEF9" w:val="clear"/>
+            <w:tcMar>
+              <w:top w:type="dxa" w:w="60"/>
+              <w:left w:type="dxa" w:w="90"/>
+              <w:bottom w:type="dxa" w:w="60"/>
+              <w:right w:type="dxa" w:w="90"/>
+            </w:tcMar>
+          </w:tcPr>
+          <w:p>
+            <w:r>
+              <w:rPr>
+                <w:rFonts w:ascii="맑은 고딕" w:cs="맑은 고딕" w:eastAsia="맑은 고딕" w:hAnsi="맑은 고딕"/>
+                <w:b/>
+                <w:bCs/>
+                <w:sz w:val="18"/>
+                <w:szCs w:val="18"/>
+              </w:rPr>
+              <w:t xml:space="preserve">증상</w:t>
+            </w:r>
+          </w:p>
+        </w:tc>
+        <w:tc>
+          <w:tcPr>
+            <w:tcW w:type="dxa" w:w="2000"/>
+            <w:tcBorders>
+              <w:top w:val="single" w:color="BFC5CE" w:sz="4"/>
+              <w:left w:val="single" w:color="BFC5CE" w:sz="4"/>
+              <w:bottom w:val="single" w:color="BFC5CE" w:sz="4"/>
+              <w:right w:val="single" w:color="BFC5CE" w:sz="4"/>
+            </w:tcBorders>
+            <w:shd w:fill="E8EEF9" w:val="clear"/>
+            <w:tcMar>
+              <w:top w:type="dxa" w:w="60"/>
+              <w:left w:type="dxa" w:w="90"/>
+              <w:bottom w:type="dxa" w:w="60"/>
+              <w:right w:type="dxa" w:w="90"/>
+            </w:tcMar>
+          </w:tcPr>
+          <w:p>
+            <w:r>
+              <w:rPr>
+                <w:rFonts w:ascii="맑은 고딕" w:cs="맑은 고딕" w:eastAsia="맑은 고딕" w:hAnsi="맑은 고딕"/>
+                <w:b/>
+                <w:bCs/>
+                <w:sz w:val="18"/>
+                <w:szCs w:val="18"/>
+              </w:rPr>
+              <w:t xml:space="preserve">원인</w:t>
+            </w:r>
+          </w:p>
+        </w:tc>
+        <w:tc>
+          <w:tcPr>
+            <w:tcW w:type="dxa" w:w="3500"/>
+            <w:tcBorders>
+              <w:top w:val="single" w:color="BFC5CE" w:sz="4"/>
+              <w:left w:val="single" w:color="BFC5CE" w:sz="4"/>
+              <w:bottom w:val="single" w:color="BFC5CE" w:sz="4"/>
+              <w:right w:val="single" w:color="BFC5CE" w:sz="4"/>
+            </w:tcBorders>
+            <w:shd w:fill="E8EEF9" w:val="clear"/>
+            <w:tcMar>
+              <w:top w:type="dxa" w:w="60"/>
+              <w:left w:type="dxa" w:w="90"/>
+              <w:bottom w:type="dxa" w:w="60"/>
+              <w:right w:type="dxa" w:w="90"/>
+            </w:tcMar>
+          </w:tcPr>
+          <w:p>
+            <w:r>
+              <w:rPr>
+                <w:rFonts w:ascii="맑은 고딕" w:cs="맑은 고딕" w:eastAsia="맑은 고딕" w:hAnsi="맑은 고딕"/>
+                <w:b/>
+                <w:bCs/>
+                <w:sz w:val="18"/>
+                <w:szCs w:val="18"/>
+              </w:rPr>
+              <w:t xml:space="preserve">조치</w:t>
+            </w:r>
+          </w:p>
+        </w:tc>
+        <w:tc>
+          <w:tcPr>
+            <w:tcW w:type="dxa" w:w="800"/>
+            <w:tcBorders>
+              <w:top w:val="single" w:color="BFC5CE" w:sz="4"/>
+              <w:left w:val="single" w:color="BFC5CE" w:sz="4"/>
+              <w:bottom w:val="single" w:color="BFC5CE" w:sz="4"/>
+              <w:right w:val="single" w:color="BFC5CE" w:sz="4"/>
+            </w:tcBorders>
+            <w:shd w:fill="E8EEF9" w:val="clear"/>
+            <w:tcMar>
+              <w:top w:type="dxa" w:w="60"/>
+              <w:left w:type="dxa" w:w="90"/>
+              <w:bottom w:type="dxa" w:w="60"/>
+              <w:right w:type="dxa" w:w="90"/>
+            </w:tcMar>
+          </w:tcPr>
+          <w:p>
+            <w:r>
+              <w:rPr>
+                <w:rFonts w:ascii="맑은 고딕" w:cs="맑은 고딕" w:eastAsia="맑은 고딕" w:hAnsi="맑은 고딕"/>
+                <w:b/>
+                <w:bCs/>
+                <w:sz w:val="18"/>
+                <w:szCs w:val="18"/>
+              </w:rPr>
+              <w:t xml:space="preserve">상태</w:t>
+            </w:r>
+          </w:p>
+        </w:tc>
+      </w:tr>
+      <w:tr>
+        <w:tc>
+          <w:tcPr>
+            <w:tcW w:type="dxa" w:w="400"/>
+            <w:tcBorders>
+              <w:top w:val="single" w:color="BFC5CE" w:sz="4"/>
+              <w:left w:val="single" w:color="BFC5CE" w:sz="4"/>
+              <w:bottom w:val="single" w:color="BFC5CE" w:sz="4"/>
+              <w:right w:val="single" w:color="BFC5CE" w:sz="4"/>
+            </w:tcBorders>
+            <w:tcMar>
+              <w:top w:type="dxa" w:w="60"/>
+              <w:left w:type="dxa" w:w="90"/>
+              <w:bottom w:type="dxa" w:w="60"/>
+              <w:right w:type="dxa" w:w="90"/>
+            </w:tcMar>
+          </w:tcPr>
+          <w:p>
+            <w:r>
+              <w:rPr>
+                <w:rFonts w:ascii="맑은 고딕" w:cs="맑은 고딕" w:eastAsia="맑은 고딕" w:hAnsi="맑은 고딕"/>
+                <w:b w:val="false"/>
+                <w:bCs w:val="false"/>
+                <w:sz w:val="18"/>
+                <w:szCs w:val="18"/>
+              </w:rPr>
+              <w:t xml:space="preserve">151</w:t>
+            </w:r>
+          </w:p>
+        </w:tc>
+        <w:tc>
+          <w:tcPr>
+            <w:tcW w:type="dxa" w:w="2300"/>
+            <w:tcBorders>
+              <w:top w:val="single" w:color="BFC5CE" w:sz="4"/>
+              <w:left w:val="single" w:color="BFC5CE" w:sz="4"/>
+              <w:bottom w:val="single" w:color="BFC5CE" w:sz="4"/>
+              <w:right w:val="single" w:color="BFC5CE" w:sz="4"/>
+            </w:tcBorders>
+            <w:tcMar>
+              <w:top w:type="dxa" w:w="60"/>
+              <w:left w:type="dxa" w:w="90"/>
+              <w:bottom w:type="dxa" w:w="60"/>
+              <w:right w:type="dxa" w:w="90"/>
+            </w:tcMar>
+          </w:tcPr>
+          <w:p>
+            <w:r>
+              <w:rPr>
+                <w:rFonts w:ascii="맑은 고딕" w:cs="맑은 고딕" w:eastAsia="맑은 고딕" w:hAnsi="맑은 고딕"/>
+                <w:b w:val="false"/>
+                <w:bCs w:val="false"/>
+                <w:sz w:val="18"/>
+                <w:szCs w:val="18"/>
+              </w:rPr>
+              <w:t xml:space="preserve">일용직 지급이 회계전표를 남기지 않는다 — 손익에 일용직 임금이 없고 원천세가 예수금에 안 잡힌다.</w:t>
+            </w:r>
+          </w:p>
+        </w:tc>
+        <w:tc>
+          <w:tcPr>
+            <w:tcW w:type="dxa" w:w="2000"/>
+            <w:tcBorders>
+              <w:top w:val="single" w:color="BFC5CE" w:sz="4"/>
+              <w:left w:val="single" w:color="BFC5CE" w:sz="4"/>
+              <w:bottom w:val="single" w:color="BFC5CE" w:sz="4"/>
+              <w:right w:val="single" w:color="BFC5CE" w:sz="4"/>
+            </w:tcBorders>
+            <w:tcMar>
+              <w:top w:type="dxa" w:w="60"/>
+              <w:left w:type="dxa" w:w="90"/>
+              <w:bottom w:type="dxa" w:w="60"/>
+              <w:right w:type="dxa" w:w="90"/>
+            </w:tcMar>
+          </w:tcPr>
+          <w:p>
+            <w:r>
+              <w:rPr>
+                <w:rFonts w:ascii="맑은 고딕" w:cs="맑은 고딕" w:eastAsia="맑은 고딕" w:hAnsi="맑은 고딕"/>
+                <w:b w:val="false"/>
+                <w:bCs w:val="false"/>
+                <w:sz w:val="18"/>
+                <w:szCs w:val="18"/>
+              </w:rPr>
+              <w:t xml:space="preserve">DailyWorkService.pay 가 paid·paidDate 만 바꿨다.</w:t>
+            </w:r>
+          </w:p>
+        </w:tc>
+        <w:tc>
+          <w:tcPr>
+            <w:tcW w:type="dxa" w:w="3500"/>
+            <w:tcBorders>
+              <w:top w:val="single" w:color="BFC5CE" w:sz="4"/>
+              <w:left w:val="single" w:color="BFC5CE" w:sz="4"/>
+              <w:bottom w:val="single" w:color="BFC5CE" w:sz="4"/>
+              <w:right w:val="single" w:color="BFC5CE" w:sz="4"/>
+            </w:tcBorders>
+            <w:tcMar>
+              <w:top w:type="dxa" w:w="60"/>
+              <w:left w:type="dxa" w:w="90"/>
+              <w:bottom w:type="dxa" w:w="60"/>
+              <w:right w:type="dxa" w:w="90"/>
+            </w:tcMar>
+          </w:tcPr>
+          <w:p>
+            <w:r>
+              <w:rPr>
+                <w:rFonts w:ascii="맑은 고딕" w:cs="맑은 고딕" w:eastAsia="맑은 고딕" w:hAnsi="맑은 고딕"/>
+                <w:b w:val="false"/>
+                <w:bCs w:val="false"/>
+                <w:sz w:val="18"/>
+                <w:szCs w:val="18"/>
+              </w:rPr>
+              <w:t xml:space="preserve">지급 시 분개(DAILY_WAGE): 차)잡급(805) / 대)예수금(254) · 현금(101) 또는 계좌 예금, 계좌 잔액 반영, 출역→전표 FK. 본사 V238 · 테넌트 V111. qa 단언 4. (c6b4cb4)</w:t>
+            </w:r>
+          </w:p>
+        </w:tc>
+        <w:tc>
+          <w:tcPr>
+            <w:tcW w:type="dxa" w:w="800"/>
+            <w:tcBorders>
+              <w:top w:val="single" w:color="BFC5CE" w:sz="4"/>
+              <w:left w:val="single" w:color="BFC5CE" w:sz="4"/>
+              <w:bottom w:val="single" w:color="BFC5CE" w:sz="4"/>
+              <w:right w:val="single" w:color="BFC5CE" w:sz="4"/>
+            </w:tcBorders>
+            <w:tcMar>
+              <w:top w:type="dxa" w:w="60"/>
+              <w:left w:type="dxa" w:w="90"/>
+              <w:bottom w:type="dxa" w:w="60"/>
+              <w:right w:type="dxa" w:w="90"/>
+            </w:tcMar>
+          </w:tcPr>
+          <w:p>
+            <w:r>
+              <w:rPr>
+                <w:rFonts w:ascii="맑은 고딕" w:cs="맑은 고딕" w:eastAsia="맑은 고딕" w:hAnsi="맑은 고딕"/>
+                <w:b w:val="false"/>
+                <w:bCs w:val="false"/>
+                <w:sz w:val="18"/>
+                <w:szCs w:val="18"/>
+              </w:rPr>
+              <w:t xml:space="preserve">수정됨</w:t>
+            </w:r>
+          </w:p>
+        </w:tc>
+      </w:tr>
+      <w:tr>
+        <w:tc>
+          <w:tcPr>
+            <w:tcW w:type="dxa" w:w="400"/>
+            <w:tcBorders>
+              <w:top w:val="single" w:color="BFC5CE" w:sz="4"/>
+              <w:left w:val="single" w:color="BFC5CE" w:sz="4"/>
+              <w:bottom w:val="single" w:color="BFC5CE" w:sz="4"/>
+              <w:right w:val="single" w:color="BFC5CE" w:sz="4"/>
+            </w:tcBorders>
+            <w:tcMar>
+              <w:top w:type="dxa" w:w="60"/>
+              <w:left w:type="dxa" w:w="90"/>
+              <w:bottom w:type="dxa" w:w="60"/>
+              <w:right w:type="dxa" w:w="90"/>
+            </w:tcMar>
+          </w:tcPr>
+          <w:p>
+            <w:r>
+              <w:rPr>
+                <w:rFonts w:ascii="맑은 고딕" w:cs="맑은 고딕" w:eastAsia="맑은 고딕" w:hAnsi="맑은 고딕"/>
+                <w:b w:val="false"/>
+                <w:bCs w:val="false"/>
+                <w:sz w:val="18"/>
+                <w:szCs w:val="18"/>
+              </w:rPr>
+              <w:t xml:space="preserve">152</w:t>
+            </w:r>
+          </w:p>
+        </w:tc>
+        <w:tc>
+          <w:tcPr>
+            <w:tcW w:type="dxa" w:w="2300"/>
+            <w:tcBorders>
+              <w:top w:val="single" w:color="BFC5CE" w:sz="4"/>
+              <w:left w:val="single" w:color="BFC5CE" w:sz="4"/>
+              <w:bottom w:val="single" w:color="BFC5CE" w:sz="4"/>
+              <w:right w:val="single" w:color="BFC5CE" w:sz="4"/>
+            </w:tcBorders>
+            <w:tcMar>
+              <w:top w:type="dxa" w:w="60"/>
+              <w:left w:type="dxa" w:w="90"/>
+              <w:bottom w:type="dxa" w:w="60"/>
+              <w:right w:type="dxa" w:w="90"/>
+            </w:tcMar>
+          </w:tcPr>
+          <w:p>
+            <w:r>
+              <w:rPr>
+                <w:rFonts w:ascii="맑은 고딕" w:cs="맑은 고딕" w:eastAsia="맑은 고딕" w:hAnsi="맑은 고딕"/>
+                <w:b w:val="false"/>
+                <w:bCs w:val="false"/>
+                <w:sz w:val="18"/>
+                <w:szCs w:val="18"/>
+              </w:rPr>
+              <w:t xml:space="preserve">qa 하네스가 빈 DB 에서 첫 판매(1-b)부터 '재고 부족'으로 멈춘다.</w:t>
+            </w:r>
+          </w:p>
+        </w:tc>
+        <w:tc>
+          <w:tcPr>
+            <w:tcW w:type="dxa" w:w="2000"/>
+            <w:tcBorders>
+              <w:top w:val="single" w:color="BFC5CE" w:sz="4"/>
+              <w:left w:val="single" w:color="BFC5CE" w:sz="4"/>
+              <w:bottom w:val="single" w:color="BFC5CE" w:sz="4"/>
+              <w:right w:val="single" w:color="BFC5CE" w:sz="4"/>
+            </w:tcBorders>
+            <w:tcMar>
+              <w:top w:type="dxa" w:w="60"/>
+              <w:left w:type="dxa" w:w="90"/>
+              <w:bottom w:type="dxa" w:w="60"/>
+              <w:right w:type="dxa" w:w="90"/>
+            </w:tcMar>
+          </w:tcPr>
+          <w:p>
+            <w:r>
+              <w:rPr>
+                <w:rFonts w:ascii="맑은 고딕" w:cs="맑은 고딕" w:eastAsia="맑은 고딕" w:hAnsi="맑은 고딕"/>
+                <w:b w:val="false"/>
+                <w:bCs w:val="false"/>
+                <w:sz w:val="18"/>
+                <w:szCs w:val="18"/>
+              </w:rPr>
+              <w:t xml:space="preserve">시나리오가 이전 실행이 남긴 재고에 기대고 있었다.</w:t>
+            </w:r>
+          </w:p>
+        </w:tc>
+        <w:tc>
+          <w:tcPr>
+            <w:tcW w:type="dxa" w:w="3500"/>
+            <w:tcBorders>
+              <w:top w:val="single" w:color="BFC5CE" w:sz="4"/>
+              <w:left w:val="single" w:color="BFC5CE" w:sz="4"/>
+              <w:bottom w:val="single" w:color="BFC5CE" w:sz="4"/>
+              <w:right w:val="single" w:color="BFC5CE" w:sz="4"/>
+            </w:tcBorders>
+            <w:tcMar>
+              <w:top w:type="dxa" w:w="60"/>
+              <w:left w:type="dxa" w:w="90"/>
+              <w:bottom w:type="dxa" w:w="60"/>
+              <w:right w:type="dxa" w:w="90"/>
+            </w:tcMar>
+          </w:tcPr>
+          <w:p>
+            <w:r>
+              <w:rPr>
+                <w:rFonts w:ascii="맑은 고딕" w:cs="맑은 고딕" w:eastAsia="맑은 고딕" w:hAnsi="맑은 고딕"/>
+                <w:b w:val="false"/>
+                <w:bCs w:val="false"/>
+                <w:sz w:val="18"/>
+                <w:szCs w:val="18"/>
+              </w:rPr>
+              <w:t xml:space="preserve">시드가 QA 완제품·원자재를 1,000 까지 채운다. (c6b4cb4)</w:t>
+            </w:r>
+          </w:p>
+        </w:tc>
+        <w:tc>
+          <w:tcPr>
+            <w:tcW w:type="dxa" w:w="800"/>
+            <w:tcBorders>
+              <w:top w:val="single" w:color="BFC5CE" w:sz="4"/>
+              <w:left w:val="single" w:color="BFC5CE" w:sz="4"/>
+              <w:bottom w:val="single" w:color="BFC5CE" w:sz="4"/>
+              <w:right w:val="single" w:color="BFC5CE" w:sz="4"/>
+            </w:tcBorders>
+            <w:tcMar>
+              <w:top w:type="dxa" w:w="60"/>
+              <w:left w:type="dxa" w:w="90"/>
+              <w:bottom w:type="dxa" w:w="60"/>
+              <w:right w:type="dxa" w:w="90"/>
+            </w:tcMar>
+          </w:tcPr>
+          <w:p>
+            <w:r>
+              <w:rPr>
+                <w:rFonts w:ascii="맑은 고딕" w:cs="맑은 고딕" w:eastAsia="맑은 고딕" w:hAnsi="맑은 고딕"/>
+                <w:b w:val="false"/>
+                <w:bCs w:val="false"/>
+                <w:sz w:val="18"/>
+                <w:szCs w:val="18"/>
+              </w:rPr>
+              <w:t xml:space="preserve">수정됨</w:t>
+            </w:r>
+          </w:p>
+        </w:tc>
+      </w:tr>
+      <w:tr>
+        <w:tc>
+          <w:tcPr>
+            <w:tcW w:type="dxa" w:w="400"/>
+            <w:tcBorders>
+              <w:top w:val="single" w:color="BFC5CE" w:sz="4"/>
+              <w:left w:val="single" w:color="BFC5CE" w:sz="4"/>
+              <w:bottom w:val="single" w:color="BFC5CE" w:sz="4"/>
+              <w:right w:val="single" w:color="BFC5CE" w:sz="4"/>
+            </w:tcBorders>
+            <w:tcMar>
+              <w:top w:type="dxa" w:w="60"/>
+              <w:left w:type="dxa" w:w="90"/>
+              <w:bottom w:type="dxa" w:w="60"/>
+              <w:right w:type="dxa" w:w="90"/>
+            </w:tcMar>
+          </w:tcPr>
+          <w:p>
+            <w:r>
+              <w:rPr>
+                <w:rFonts w:ascii="맑은 고딕" w:cs="맑은 고딕" w:eastAsia="맑은 고딕" w:hAnsi="맑은 고딕"/>
+                <w:b w:val="false"/>
+                <w:bCs w:val="false"/>
+                <w:sz w:val="18"/>
+                <w:szCs w:val="18"/>
+              </w:rPr>
+              <w:t xml:space="preserve">153</w:t>
+            </w:r>
+          </w:p>
+        </w:tc>
+        <w:tc>
+          <w:tcPr>
+            <w:tcW w:type="dxa" w:w="2300"/>
+            <w:tcBorders>
+              <w:top w:val="single" w:color="BFC5CE" w:sz="4"/>
+              <w:left w:val="single" w:color="BFC5CE" w:sz="4"/>
+              <w:bottom w:val="single" w:color="BFC5CE" w:sz="4"/>
+              <w:right w:val="single" w:color="BFC5CE" w:sz="4"/>
+            </w:tcBorders>
+            <w:tcMar>
+              <w:top w:type="dxa" w:w="60"/>
+              <w:left w:type="dxa" w:w="90"/>
+              <w:bottom w:type="dxa" w:w="60"/>
+              <w:right w:type="dxa" w:w="90"/>
+            </w:tcMar>
+          </w:tcPr>
+          <w:p>
+            <w:r>
+              <w:rPr>
+                <w:rFonts w:ascii="맑은 고딕" w:cs="맑은 고딕" w:eastAsia="맑은 고딕" w:hAnsi="맑은 고딕"/>
+                <w:b w:val="false"/>
+                <w:bCs w:val="false"/>
+                <w:sz w:val="18"/>
+                <w:szCs w:val="18"/>
+              </w:rPr>
+              <w:t xml:space="preserve">빈 DB 에서 qa 단언 일부 실패 — 5천 줄 자르기·기타이동 필드·전표 라인 수정 등.</w:t>
+            </w:r>
+          </w:p>
+        </w:tc>
+        <w:tc>
+          <w:tcPr>
+            <w:tcW w:type="dxa" w:w="2000"/>
+            <w:tcBorders>
+              <w:top w:val="single" w:color="BFC5CE" w:sz="4"/>
+              <w:left w:val="single" w:color="BFC5CE" w:sz="4"/>
+              <w:bottom w:val="single" w:color="BFC5CE" w:sz="4"/>
+              <w:right w:val="single" w:color="BFC5CE" w:sz="4"/>
+            </w:tcBorders>
+            <w:tcMar>
+              <w:top w:type="dxa" w:w="60"/>
+              <w:left w:type="dxa" w:w="90"/>
+              <w:bottom w:type="dxa" w:w="60"/>
+              <w:right w:type="dxa" w:w="90"/>
+            </w:tcMar>
+          </w:tcPr>
+          <w:p>
+            <w:r>
+              <w:rPr>
+                <w:rFonts w:ascii="맑은 고딕" w:cs="맑은 고딕" w:eastAsia="맑은 고딕" w:hAnsi="맑은 고딕"/>
+                <w:b w:val="false"/>
+                <w:bCs w:val="false"/>
+                <w:sz w:val="18"/>
+                <w:szCs w:val="18"/>
+              </w:rPr>
+              <w:t xml:space="preserve">대량 데이터·앞 실행의 전표를 전제로 쓴 단언.</w:t>
+            </w:r>
+          </w:p>
+        </w:tc>
+        <w:tc>
+          <w:tcPr>
+            <w:tcW w:type="dxa" w:w="3500"/>
+            <w:tcBorders>
+              <w:top w:val="single" w:color="BFC5CE" w:sz="4"/>
+              <w:left w:val="single" w:color="BFC5CE" w:sz="4"/>
+              <w:bottom w:val="single" w:color="BFC5CE" w:sz="4"/>
+              <w:right w:val="single" w:color="BFC5CE" w:sz="4"/>
+            </w:tcBorders>
+            <w:tcMar>
+              <w:top w:type="dxa" w:w="60"/>
+              <w:left w:type="dxa" w:w="90"/>
+              <w:bottom w:type="dxa" w:w="60"/>
+              <w:right w:type="dxa" w:w="90"/>
+            </w:tcMar>
+          </w:tcPr>
+          <w:p>
+            <w:r>
+              <w:rPr>
+                <w:rFonts w:ascii="맑은 고딕" w:cs="맑은 고딕" w:eastAsia="맑은 고딕" w:hAnsi="맑은 고딕"/>
+                <w:b w:val="false"/>
+                <w:bCs w:val="false"/>
+                <w:sz w:val="18"/>
+                <w:szCs w:val="18"/>
+              </w:rPr>
+              <w:t xml:space="preserve">이번 변경과 무관(해당 코드 안 건드림). 다음 회차에서 빈 DB 전제로 고친다.</w:t>
+            </w:r>
+          </w:p>
+        </w:tc>
+        <w:tc>
+          <w:tcPr>
+            <w:tcW w:type="dxa" w:w="800"/>
+            <w:tcBorders>
+              <w:top w:val="single" w:color="BFC5CE" w:sz="4"/>
+              <w:left w:val="single" w:color="BFC5CE" w:sz="4"/>
+              <w:bottom w:val="single" w:color="BFC5CE" w:sz="4"/>
+              <w:right w:val="single" w:color="BFC5CE" w:sz="4"/>
+            </w:tcBorders>
+            <w:tcMar>
+              <w:top w:type="dxa" w:w="60"/>
+              <w:left w:type="dxa" w:w="90"/>
+              <w:bottom w:type="dxa" w:w="60"/>
+              <w:right w:type="dxa" w:w="90"/>
+            </w:tcMar>
+          </w:tcPr>
+          <w:p>
+            <w:r>
+              <w:rPr>
+                <w:rFonts w:ascii="맑은 고딕" w:cs="맑은 고딕" w:eastAsia="맑은 고딕" w:hAnsi="맑은 고딕"/>
+                <w:b w:val="false"/>
+                <w:bCs w:val="false"/>
+                <w:sz w:val="18"/>
+                <w:szCs w:val="18"/>
+              </w:rPr>
+              <w:t xml:space="preserve">다음 회차</w:t>
+            </w:r>
+          </w:p>
+        </w:tc>
+      </w:tr>
+    </w:tbl>
+    <w:p>
+      <w:pPr>
+        <w:pStyle w:val="Heading2"/>
+        <w:spacing w:after="120" w:before="240"/>
+      </w:pPr>
+      <w:r>
+        <w:rPr>
+          <w:rFonts w:ascii="맑은 고딕" w:cs="맑은 고딕" w:eastAsia="맑은 고딕" w:hAnsi="맑은 고딕"/>
+        </w:rPr>
+        <w:t xml:space="preserve">69-5. 조사 근거</w:t>
+      </w:r>
+    </w:p>
+    <w:p>
+      <w:pPr>
+        <w:pStyle w:val="ListParagraph"/>
+        <w:numPr>
+          <w:ilvl w:val="0"/>
+          <w:numId w:val="2"/>
+        </w:numPr>
+        <w:spacing w:after="60"/>
+      </w:pPr>
+      <w:r>
+        <w:rPr>
+          <w:rFonts w:ascii="맑은 고딕" w:cs="맑은 고딕" w:eastAsia="맑은 고딕" w:hAnsi="맑은 고딕"/>
+          <w:sz w:val="21"/>
+          <w:szCs w:val="21"/>
+        </w:rPr>
+        <w:t xml:space="preserve">이카운트 일용근로 공제등록 — 이름을 '소득세'·'지방소득세'로 저장하면 계산식이 R( 소득세(급여지급사항) , 0 ) 으로 자동으로 붙는다. 이 값은 사원카드 [급여지급사항]의 월정공제 칸에 사람이 적은 금액이다 — 일용근로소득세 법정식((일당−15만)×6%×45%)을 계산하지 않는다. 우리는 법정식으로 자동 계산하므로 이 차이는 설계 차이로 두고 고치지 않는다.</w:t>
+      </w:r>
+    </w:p>
+    <w:p>
+      <w:pPr>
+        <w:pStyle w:val="ListParagraph"/>
+        <w:numPr>
+          <w:ilvl w:val="0"/>
+          <w:numId w:val="2"/>
+        </w:numPr>
+        <w:spacing w:after="60"/>
+      </w:pPr>
+      <w:r>
+        <w:rPr>
+          <w:rFonts w:ascii="맑은 고딕" w:cs="맑은 고딕" w:eastAsia="맑은 고딕" w:hAnsi="맑은 고딕"/>
+          <w:sz w:val="21"/>
+          <w:szCs w:val="21"/>
+        </w:rPr>
+        <w:t xml:space="preserve">일용직 임금은 판매관리비 '잡급'으로 처리하는 것이 일반적이다(상용직 급여 801 과 구분). 원천세는 지급 시 예수금으로 잡았다가 다음 달 10일 원천세 납부 때 상계한다.</w:t>
+      </w:r>
+    </w:p>
+    <w:p>
+      <w:pPr>
+        <w:pStyle w:val="ListParagraph"/>
+        <w:numPr>
+          <w:ilvl w:val="0"/>
+          <w:numId w:val="2"/>
+        </w:numPr>
+        <w:spacing w:after="60"/>
+      </w:pPr>
+      <w:r>
+        <w:rPr>
+          <w:rFonts w:ascii="맑은 고딕" w:cs="맑은 고딕" w:eastAsia="맑은 고딕" w:hAnsi="맑은 고딕"/>
+          <w:sz w:val="21"/>
+          <w:szCs w:val="21"/>
+        </w:rPr>
+        <w:t xml:space="preserve">이카운트 테스트 회사에 남긴 것: 일용 근무입력 1건(07/15 잠깐만), 2026/07 1차수 급여대장(확정), 일용근로 공제항목 01 소득세·02 지방소득세. 일반전표 입력창이 한 번 '임시저장' 표시를 남겼다(저장은 안 함).</w:t>
+      </w:r>
+    </w:p>
+    <w:p>
+      <w:pPr>
+        <w:pStyle w:val="Heading2"/>
+        <w:spacing w:after="120" w:before="240"/>
+      </w:pPr>
+      <w:r>
+        <w:rPr>
+          <w:rFonts w:ascii="맑은 고딕" w:cs="맑은 고딕" w:eastAsia="맑은 고딕" w:hAnsi="맑은 고딕"/>
+        </w:rPr>
+        <w:t xml:space="preserve">69-6. 다음 할 일</w:t>
+      </w:r>
+    </w:p>
+    <w:p>
+      <w:pPr>
+        <w:pStyle w:val="ListParagraph"/>
+        <w:numPr>
+          <w:ilvl w:val="0"/>
+          <w:numId w:val="2"/>
+        </w:numPr>
+        <w:spacing w:after="60"/>
+      </w:pPr>
+      <w:r>
+        <w:rPr>
+          <w:rFonts w:ascii="맑은 고딕" w:cs="맑은 고딕" w:eastAsia="맑은 고딕" w:hAnsi="맑은 고딕"/>
+          <w:sz w:val="21"/>
+          <w:szCs w:val="21"/>
+        </w:rPr>
+        <w:t xml:space="preserve">#153 — qa 하네스를 빈 DB 에서도 통과하게(5천 줄 단언은 데이터를 스스로 만들거나 건너뛰기).</w:t>
+      </w:r>
+    </w:p>
+    <w:p>
+      <w:pPr>
+        <w:pStyle w:val="ListParagraph"/>
+        <w:numPr>
+          <w:ilvl w:val="0"/>
+          <w:numId w:val="2"/>
+        </w:numPr>
+        <w:spacing w:after="60"/>
+      </w:pPr>
+      <w:r>
+        <w:rPr>
+          <w:rFonts w:ascii="맑은 고딕" w:cs="맑은 고딕" w:eastAsia="맑은 고딕" w:hAnsi="맑은 고딕"/>
+          <w:sz w:val="21"/>
+          <w:szCs w:val="21"/>
+        </w:rPr>
+        <w:t xml:space="preserve">원천세 납부(다음 달 10일) 때 예수금 254 를 비우는 분개가 있는지 — 근로·일용·사업소득 모두.</w:t>
+      </w:r>
+    </w:p>
+    <w:p>
+      <w:pPr>
+        <w:pStyle w:val="ListParagraph"/>
+        <w:numPr>
+          <w:ilvl w:val="0"/>
+          <w:numId w:val="2"/>
+        </w:numPr>
+        <w:spacing w:after="60"/>
+      </w:pPr>
+      <w:r>
+        <w:rPr>
+          <w:rFonts w:ascii="맑은 고딕" w:cs="맑은 고딕" w:eastAsia="맑은 고딕" w:hAnsi="맑은 고딕"/>
+          <w:sz w:val="21"/>
+          <w:szCs w:val="21"/>
+        </w:rPr>
+        <w:t xml:space="preserve">사업·기타소득 줄에 원본 코드(A25·A40 …) 붙이기(68회차에서 넘어옴).</w:t>
       </w:r>
     </w:p>
     <w:sectPr>
